--- a/resources/templates/tpl_audit_document_delivery_receipt.docx
+++ b/resources/templates/tpl_audit_document_delivery_receipt.docx
@@ -35,7 +35,7 @@
           <w:spacing w:val="30"/>
           <w:sz w:val="40"/>
         </w:rPr>
-        <w:t>* * * *</w:t>
+        <w:t>{content}</w:t>
       </w:r>
       <w:r>
         <w:rPr>
@@ -68,7 +68,7 @@
           <w:spacing w:val="30"/>
           <w:sz w:val="40"/>
         </w:rPr>
-        <w:t xml:space="preserve">* * * * * * </w:t>
+        <w:t xml:space="preserve">{content}</w:t>
       </w:r>
       <w:r>
         <w:rPr>
